--- a/ru/discovery-articles/6.21 Криптография с открытым ключом.docx
+++ b/ru/discovery-articles/6.21 Криптография с открытым ключом.docx
@@ -4,13 +4,20 @@
   <w:body>
     <w:p>
       <w:pPr>
-        <w:spacing w:before="0" w:after="80"/>
+        <w:pStyle w:val="Title"/>
+        <w:widowControl/>
+      </w:pPr>
+      <w:r>
+        <w:t>6.21 Криптография с открытым ключом</w:t>
+      </w:r>
+    </w:p>
+    <w:p>
+      <w:pPr>
+        <w:keepNext/>
+        <w:widowControl/>
       </w:pPr>
       <w:r>
         <w:rPr>
-          <w:rFonts w:ascii="Calibri" w:hAnsi="Calibri" w:cs="Calibri"/>
-          <w:b/>
-          <w:color w:val="2E74B5"/>
           <w:sz w:val="20"/>
         </w:rPr>
         <w:t>6. Цифровые технологии, космос и связь</w:t>
@@ -19,121 +26,81 @@
     <w:p>
       <w:pPr>
         <w:keepNext/>
-        <w:spacing w:before="0" w:after="120"/>
+        <w:widowControl/>
       </w:pPr>
       <w:r>
         <w:rPr>
-          <w:rFonts w:ascii="Calibri" w:hAnsi="Calibri" w:cs="Calibri"/>
-          <w:b/>
-          <w:color w:val="0B2545"/>
-          <w:sz w:val="48"/>
+          <w:sz w:val="20"/>
         </w:rPr>
-        <w:t>6.21 Криптография с открытым ключом</w:t>
+        <w:t>Период: 1976 год — Диффи — Хеллман; 1977–1978 годы — RSA; более ранние секретные работы раскрыты позднее | Основные участники: Уитфилд Диффи, Мартин Хеллман, Рон Ривест, Ади Шамир, Леонард Адлеман, исследователи британского GCHQ</w:t>
       </w:r>
     </w:p>
     <w:p>
       <w:pPr>
-        <w:spacing w:before="0" w:after="200" w:line="276" w:lineRule="auto"/>
+        <w:widowControl/>
       </w:pPr>
       <w:r>
-        <w:rPr>
-          <w:rFonts w:ascii="Calibri" w:hAnsi="Calibri" w:cs="Calibri"/>
-          <w:i/>
-          <w:color w:val="666666"/>
-          <w:sz w:val="21"/>
-        </w:rPr>
-        <w:t>Период: около 1976 года — протокол Диффи — Хеллмана; 1977–1978 годы — RSA; более ранние засекреченные работы стали известны позднее | Ключевые фигуры: Уитфилд Диффи; Мартин Хеллман; Рональд Ривест; Ади Шамир; Леонард Адлеман; ранее — исследователи британского Центра правительственной связи GCHQ</w:t>
-      </w:r>
-    </w:p>
-    <w:p>
-      <w:pPr>
-        <w:spacing w:before="0" w:after="200" w:line="300" w:lineRule="auto"/>
-      </w:pPr>
-      <w:r>
-        <w:rPr>
-          <w:rFonts w:ascii="Calibri" w:hAnsi="Calibri" w:cs="Calibri"/>
-          <w:color w:val="0B2545"/>
-          <w:sz w:val="23"/>
-        </w:rPr>
-        <w:t>Криптография с открытым ключом позволяет незнакомым людям обмениваться секретными сообщениями и подтверждать личность, не встречаясь заранее для передачи общего тайного ключа. На ней держатся защищённые покупки в интернете, проверка обновлений программ и значительная часть доверия в Сети.</w:t>
+        <w:t>Криптография с открытым ключом позволяет незнакомым людям обмениваться секретами и подтверждать личность без предварительной встречи для передачи тайного ключа. На ней основаны защищённые покупки, обновления программ и значительная часть доверия в интернете.</w:t>
       </w:r>
     </w:p>
     <w:p>
       <w:pPr>
         <w:pStyle w:val="Heading1"/>
+        <w:widowControl/>
       </w:pPr>
       <w:r>
-        <w:t>Ключевые факты</w:t>
+        <w:t>Кратко о главном</w:t>
       </w:r>
     </w:p>
     <w:p>
       <w:pPr>
-        <w:keepLines/>
-        <w:spacing w:after="80" w:line="300" w:lineRule="auto"/>
-        <w:numPr>
-          <w:ilvl w:val="0"/>
-          <w:numId w:val="10"/>
-        </w:numPr>
+        <w:pStyle w:val="ListBullet"/>
+        <w:widowControl/>
       </w:pPr>
       <w:r>
-        <w:t>В 1976 году Уитфилд Диффи и Мартин Хеллман опубликовали идею выработки общего ключа по открытому каналу.</w:t>
+        <w:t>Диффи и Хеллман опубликовали идеи открытого согласования ключей в 1976 году.</w:t>
       </w:r>
     </w:p>
     <w:p>
       <w:pPr>
-        <w:keepLines/>
-        <w:spacing w:after="80" w:line="300" w:lineRule="auto"/>
-        <w:numPr>
-          <w:ilvl w:val="0"/>
-          <w:numId w:val="10"/>
-        </w:numPr>
+        <w:pStyle w:val="ListBullet"/>
+        <w:widowControl/>
       </w:pPr>
       <w:r>
-        <w:t>Алгоритм RSA, созданный в 1977–1978 годах, предложил практическую схему шифрования и электронной подписи, основанную на сложности разложения больших чисел на множители.</w:t>
+        <w:t>RSA 1977–1978 годов предложила практическое шифрование и подпись на основе задачи разложения на множители.</w:t>
       </w:r>
     </w:p>
     <w:p>
       <w:pPr>
-        <w:keepLines/>
-        <w:spacing w:after="80" w:line="300" w:lineRule="auto"/>
-        <w:numPr>
-          <w:ilvl w:val="0"/>
-          <w:numId w:val="10"/>
-        </w:numPr>
+        <w:pStyle w:val="ListBullet"/>
+        <w:widowControl/>
       </w:pPr>
       <w:r>
-        <w:t>Пользователь может опубликовать открытый ключ, сохранив связанный с ним закрытый ключ в тайне.</w:t>
+        <w:t>Открытый ключ публикуется, соответствующий закрытый сохраняется в тайне.</w:t>
       </w:r>
     </w:p>
     <w:p>
       <w:pPr>
-        <w:keepLines/>
-        <w:spacing w:after="80" w:line="300" w:lineRule="auto"/>
-        <w:numPr>
-          <w:ilvl w:val="0"/>
-          <w:numId w:val="10"/>
-        </w:numPr>
+        <w:pStyle w:val="ListBullet"/>
+        <w:widowControl/>
       </w:pPr>
       <w:r>
-        <w:t>HTTPS и многие приложения для обмена сообщениями опираются на методы криптографии с открытым ключом.</w:t>
+        <w:t>HTTPS и многие мессенджеры используют эти принципы.</w:t>
       </w:r>
     </w:p>
     <w:p>
       <w:pPr>
-        <w:keepLines/>
-        <w:spacing w:after="80" w:line="300" w:lineRule="auto"/>
-        <w:numPr>
-          <w:ilvl w:val="0"/>
-          <w:numId w:val="10"/>
-        </w:numPr>
+        <w:pStyle w:val="ListBullet"/>
+        <w:widowControl/>
       </w:pPr>
       <w:r>
-        <w:t>Сходные идеи раньше разрабатывались в рамках секретных государственных исследований, о которых стало известно лишь позднее.</w:t>
+        <w:t>Родственные идеи раньше разрабатывали секретные государственные группы.</w:t>
       </w:r>
     </w:p>
     <w:p>
       <w:pPr>
         <w:pStyle w:val="Heading1"/>
+        <w:widowControl/>
       </w:pPr>
       <w:r>
         <w:t>Что это такое</w:t>
@@ -141,143 +108,101 @@
     </w:p>
     <w:p>
       <w:pPr>
-        <w:keepLines w:val="0"/>
+        <w:widowControl/>
       </w:pPr>
       <w:r>
-        <w:t>Криптография с открытым ключом использует связанные пары ключей: открытый ключ может знать любой, а закрытый хранит только владелец. Сообщение, зашифрованное открытым ключом адресата, способен прочитать лишь обладатель соответствующего закрытого ключа. И наоборот, по открытому ключу можно проверить подпись, созданную закрытым.</w:t>
-      </w:r>
-    </w:p>
-    <w:p>
-      <w:pPr>
-        <w:keepLines w:val="0"/>
-      </w:pPr>
-      <w:r>
-        <w:t>Протоколы согласования ключей позволяют двум сторонам выработать общий секрет через открытый канал связи. Это похоже на навесные замки, копии которых можно свободно раздать: любой сможет запереть ими посылку, но открыть её удастся лишь единственным подходящим ключом.</w:t>
+        <w:t>Используется связанная пара ключей: общедоступный и закрытый, известный владельцу. Сообщение можно зашифровать открытым ключом адресата, чтобы открыть его мог только закрытый, или проверить подпись, созданную закрытым ключом. Протоколы согласования дают общий секрет через открытый канал. Это похоже на раздачу копий навесного замка для закрывания посылок при сохранении единственного отпирающего ключа.</w:t>
       </w:r>
     </w:p>
     <w:p>
       <w:pPr>
         <w:pStyle w:val="Heading1"/>
+        <w:widowControl/>
       </w:pPr>
       <w:r>
-        <w:t>Кто это открыл или изобрёл</w:t>
+        <w:t>Кто открыл или изобрёл</w:t>
       </w:r>
     </w:p>
     <w:p>
       <w:pPr>
-        <w:keepLines w:val="0"/>
+        <w:widowControl/>
       </w:pPr>
       <w:r>
-        <w:t>В 1976 году Уитфилд Диффи и Мартин Хеллман открыто описали принципы распределения ключей, положившие начало асимметричной криптографии. Вскоре Рональд Ривест, Ади Шамир и Леонард Адлеман опубликовали алгоритм RSA.</w:t>
-      </w:r>
-    </w:p>
-    <w:p>
-      <w:pPr>
-        <w:keepLines w:val="0"/>
-      </w:pPr>
-      <w:r>
-        <w:t>Позднее выяснилось, что исследователи британского GCHQ ещё раньше пришли к сходным идеям, но их работа была засекречена. Затем специалисты из университетов и компаний создали на этой основе протоколы, цифровые сертификаты и стандарты. Главным прорывом был не только новый алгоритм, но и сам принцип.</w:t>
+        <w:t>Диффи и Хеллман открыто описали распределение ключей в 1976 году. Вскоре Ривест, Шамир и Адлеман опубликовали RSA, название по их фамилиям. В британском Центре правительственной связи, GCHQ, сходные секретные работы велись раньше и были признаны спустя годы. Академические и промышленные криптографы создали протоколы, сертификаты и стандарты. Прорыв был концептуальным не меньше алгоритмического.</w:t>
       </w:r>
     </w:p>
     <w:p>
       <w:pPr>
         <w:pStyle w:val="Heading1"/>
+        <w:widowControl/>
       </w:pPr>
       <w:r>
-        <w:t>Когда и как это появилось</w:t>
+        <w:t>Когда и как появилось</w:t>
       </w:r>
     </w:p>
     <w:p>
       <w:pPr>
-        <w:keepLines w:val="0"/>
+        <w:widowControl/>
       </w:pPr>
       <w:r>
-        <w:t>После публикаций середины 1970-х годов технология не сразу вошла в повседневную практику: требовались более быстрые компьютеры, надёжные программные реализации и удостоверяющие центры. В 1990-е годы рост Всемирной паутины превратил протоколы SSL/TLS и HTTPS в необходимое условие электронной торговли.</w:t>
-      </w:r>
-    </w:p>
-    <w:p>
-      <w:pPr>
-        <w:keepLines w:val="0"/>
-      </w:pPr>
-      <w:r>
-        <w:t>Затем криптографию с открытым ключом начали применять в мобильных сообщениях и для подписи программ. Сегодня угроза со стороны будущих квантовых компьютеров ускоряет разработку постквантовых алгоритмов: задача доверия между незнакомыми сторонами остаётся прежней, но решать её предстоит иной математикой.</w:t>
+        <w:t>После статей середины 1970-х внедрение ждало быстрых компьютеров, аккуратных реализаций и удостоверяющих центров. Веб-бум 1990-х сделал SSL/TLS — протоколы защищённого соединения — и HTTPS, защищённую передачу гипертекста, необходимыми торговле. Последовали мессенджеры и подписи программ. Угроза будущих квантовых компьютеров стимулирует постквантовые схемы: та же потребность доверия с новой математикой.</w:t>
       </w:r>
     </w:p>
     <w:p>
       <w:pPr>
         <w:pStyle w:val="Heading1"/>
+        <w:widowControl/>
       </w:pPr>
       <w:r>
-        <w:t>Научное значение</w:t>
+        <w:t>Значение для науки</w:t>
       </w:r>
     </w:p>
     <w:p>
       <w:pPr>
-        <w:keepLines w:val="0"/>
+        <w:widowControl/>
       </w:pPr>
       <w:r>
-        <w:t>Асимметричная криптография опирается на трудные математические задачи — разложение больших чисел на множители, дискретное логарифмирование и вычисления на эллиптических кривых. Так теория чисел стала частью практической инженерии, а доказательства безопасности и модели атак оформились в отдельную область исследований.</w:t>
-      </w:r>
-    </w:p>
-    <w:p>
-      <w:pPr>
-        <w:keepLines w:val="0"/>
-      </w:pPr>
-      <w:r>
-        <w:t>Главный результат состоит в том, что общий секрет можно выработать, обмениваясь данными на виду у всех. Информатика получила основу для проверки личности в масштабе интернета. Без неё защищённая связь между незнакомыми людьми не смогла бы стать повседневной инфраструктурой.</w:t>
+        <w:t>В основе лежат сложные математические задачи: факторизация — разложение числа на множители, — задачи дискретного логарифмирования и задачи на эллиптических кривых. Так теория чисел соединяется с инженерией. Доказательства защищённости и модели атак стали дисциплиной. Выяснилось, что общий секрет можно согласовать по открытому каналу. Информатика получила основу аутентификации в масштабе интернета. Без неё защищённый канал между незнакомыми оставался бы метафорой.</w:t>
       </w:r>
     </w:p>
     <w:p>
       <w:pPr>
         <w:pStyle w:val="Heading1"/>
+        <w:widowControl/>
       </w:pPr>
       <w:r>
-        <w:t>Влияние на последующее развитие</w:t>
+        <w:t>Влияние на дальнейшее развитие</w:t>
       </w:r>
     </w:p>
     <w:p>
       <w:pPr>
-        <w:keepLines w:val="0"/>
+        <w:widowControl/>
       </w:pPr>
       <w:r>
-        <w:t>Интернет-банки, электронная торговля и магазины приложений зависят от цифровых сертификатов и подписей. На тех же базовых методах строятся виртуальные частные сети, криптовалюты и защищённая электронная почта.</w:t>
-      </w:r>
-    </w:p>
-    <w:p>
-      <w:pPr>
-        <w:keepLines w:val="0"/>
-      </w:pPr>
-      <w:r>
-        <w:t>Сбои в управлении ключами показали, насколько важна эксплуатационная безопасность. Законы и экспортные ограничения вызвали споры о праве на стойкое шифрование. Небольшой значок замка в браузере — ставший привычным результат сложнейшей криптографической инженерии.</w:t>
+        <w:t>Банки, интернет-магазины и магазины приложений зависят от сертификатов и подписей. Виртуальные частные сети, VPN, криптовалюты и защищённая почта используют те же базовые средства. Ошибки управления ключами учат практической безопасности. Законы и экспортные ограничения оспаривали право на сильное шифрование. Значок замка в браузере сделал сложную инженерию обыденной.</w:t>
       </w:r>
     </w:p>
     <w:p>
       <w:pPr>
         <w:pStyle w:val="Heading1"/>
+        <w:widowControl/>
       </w:pPr>
       <w:r>
-        <w:t>Как это изменило жизнь людей</w:t>
+        <w:t>Как изменило жизнь людей</w:t>
       </w:r>
     </w:p>
     <w:p>
       <w:pPr>
-        <w:keepLines w:val="0"/>
+        <w:widowControl/>
       </w:pPr>
       <w:r>
-        <w:t>Люди могут делать покупки, управлять банковскими счетами и общаться через континенты, меньше опасаясь случайного перехвата данных, хотя абсолютной безопасности технология не обещает. Доверие отчасти переместилось от личной встречи к математическим гарантиям и организациям, подтверждающим принадлежность ключей.</w:t>
-      </w:r>
-    </w:p>
-    <w:p>
-      <w:pPr>
-        <w:keepLines w:val="0"/>
-      </w:pPr>
-      <w:r>
-        <w:t>Мошенники тоже приспособились к новым условиям. И всё же современная сетевая жизнь остановилась бы, если бы перед каждой личной беседой требовалось посылать курьера с секретной кодовой книгой.</w:t>
+        <w:t>Люди покупают, управляют деньгами и разговаривают между континентами с меньшим риском случайного подслушивания, хотя без абсолютной безопасности. Часть доверия перешла от встреч к математике и организациям, подтверждающим ключи. Мошенничество тоже развилось. Но сетевая жизнь остановилась бы, если бы каждому личному разговору предшествовала курьерская доставка секретной кодовой книги.</w:t>
       </w:r>
     </w:p>
     <w:p>
       <w:pPr>
         <w:pStyle w:val="Heading1"/>
+        <w:widowControl/>
       </w:pPr>
       <w:r>
         <w:t>Источники и литература</w:t>
@@ -286,153 +211,162 @@
     <w:p>
       <w:pPr>
         <w:pStyle w:val="Heading2"/>
+        <w:widowControl/>
       </w:pPr>
       <w:r>
-        <w:t>A. Книги и основные научные труды</w:t>
+        <w:rPr>
+          <w:sz w:val="20"/>
+        </w:rPr>
+        <w:t>Книги и основные научные труды</w:t>
       </w:r>
     </w:p>
     <w:p>
       <w:pPr>
-        <w:keepLines/>
-        <w:spacing w:after="80" w:line="300" w:lineRule="auto"/>
-        <w:numPr>
-          <w:ilvl w:val="0"/>
-          <w:numId w:val="11"/>
-        </w:numPr>
+        <w:widowControl/>
       </w:pPr>
       <w:r>
-        <w:t>Singh, Simon. The Code Book: The Science of Secrecy from Ancient Egypt to Quantum Cryptography. New York: Doubleday, 1999.</w:t>
+        <w:rPr>
+          <w:sz w:val="20"/>
+        </w:rPr>
+        <w:t>1. Singh, Simon. The Code Book: The Science of Secrecy from Ancient Egypt to Quantum Cryptography. New York: Doubleday, 1999.</w:t>
       </w:r>
     </w:p>
     <w:p>
       <w:pPr>
         <w:pStyle w:val="Heading2"/>
+        <w:widowControl/>
       </w:pPr>
       <w:r>
-        <w:t>C. Материалы научных учреждений и энциклопедий</w:t>
+        <w:rPr>
+          <w:sz w:val="20"/>
+        </w:rPr>
+        <w:t>Материалы организаций и энциклопедии</w:t>
       </w:r>
     </w:p>
     <w:p>
       <w:pPr>
-        <w:keepLines/>
-        <w:spacing w:after="80" w:line="300" w:lineRule="auto"/>
-        <w:numPr>
-          <w:ilvl w:val="0"/>
-          <w:numId w:val="12"/>
-        </w:numPr>
+        <w:widowControl/>
       </w:pPr>
       <w:r>
-        <w:t xml:space="preserve">Encyclopaedia Britannica. «Public-key cryptography». </w:t>
+        <w:rPr>
+          <w:sz w:val="20"/>
+        </w:rPr>
+        <w:t xml:space="preserve">1. Encyclopaedia Britannica. 'Public-key cryptography.' </w:t>
       </w:r>
+      <w:hyperlink r:id="rId9">
+        <w:r>
+          <w:rPr>
+            <w:sz w:val="20"/>
+          </w:rPr>
+          <w:t>https://www.britannica.com/topic/public-key-cryptography</w:t>
+        </w:r>
+      </w:hyperlink>
       <w:r>
-        <w:t xml:space="preserve"> </w:t>
+        <w:rPr>
+          <w:sz w:val="20"/>
+        </w:rPr>
+      </w:r>
+    </w:p>
+    <w:p>
+      <w:pPr>
+        <w:widowControl/>
+      </w:pPr>
+      <w:r>
+        <w:rPr>
+          <w:sz w:val="20"/>
+        </w:rPr>
+        <w:t xml:space="preserve">2. Stanford Encyclopedia of Philosophy. 'Cryptography.' </w:t>
+      </w:r>
+      <w:hyperlink r:id="rId10">
+        <w:r>
+          <w:rPr>
+            <w:sz w:val="20"/>
+          </w:rPr>
+          <w:t>https://plato.stanford.edu/entries/cryptography/</w:t>
+        </w:r>
+      </w:hyperlink>
+      <w:r>
+        <w:rPr>
+          <w:sz w:val="20"/>
+        </w:rPr>
+      </w:r>
+    </w:p>
+    <w:p>
+      <w:pPr>
+        <w:pStyle w:val="Heading2"/>
+        <w:widowControl/>
+      </w:pPr>
+      <w:r>
+        <w:rPr>
+          <w:sz w:val="20"/>
+        </w:rPr>
+        <w:t>Материалы музеев, архивов и библиотек</w:t>
+      </w:r>
+    </w:p>
+    <w:p>
+      <w:pPr>
+        <w:widowControl/>
+      </w:pPr>
+      <w:r>
+        <w:rPr>
+          <w:sz w:val="20"/>
+        </w:rPr>
+        <w:t xml:space="preserve">1. Computer History Museum. Cryptography and public-key milestones. </w:t>
       </w:r>
       <w:hyperlink r:id="rId11">
         <w:r>
           <w:rPr>
-            <w:color w:val="0563C1"/>
-            <w:u w:val="single"/>
+            <w:sz w:val="20"/>
           </w:rPr>
-          <w:t>https://www.britannica.com/topic/public-key-cryptography</w:t>
+          <w:t>https://www.computerhistory.org/</w:t>
         </w:r>
       </w:hyperlink>
+      <w:r>
+        <w:rPr>
+          <w:sz w:val="20"/>
+        </w:rPr>
+      </w:r>
     </w:p>
     <w:p>
       <w:pPr>
-        <w:keepLines/>
-        <w:spacing w:after="80" w:line="300" w:lineRule="auto"/>
-        <w:numPr>
-          <w:ilvl w:val="0"/>
-          <w:numId w:val="12"/>
-        </w:numPr>
+        <w:pStyle w:val="Heading2"/>
+        <w:widowControl/>
       </w:pPr>
       <w:r>
-        <w:t xml:space="preserve">Stanford Encyclopedia of Philosophy. «Cryptography». </w:t>
+        <w:rPr>
+          <w:sz w:val="20"/>
+        </w:rPr>
+        <w:t>Пресса, научно-популярные и справочные материалы</w:t>
       </w:r>
+    </w:p>
+    <w:p>
+      <w:pPr>
+        <w:widowControl/>
+      </w:pPr>
       <w:r>
-        <w:t xml:space="preserve"> </w:t>
+        <w:rPr>
+          <w:sz w:val="20"/>
+        </w:rPr>
+        <w:t xml:space="preserve">1. Scientific American. 'How Public Key Cryptography Works.' </w:t>
       </w:r>
       <w:hyperlink r:id="rId12">
         <w:r>
           <w:rPr>
-            <w:color w:val="0563C1"/>
-            <w:u w:val="single"/>
-          </w:rPr>
-          <w:t>https://plato.stanford.edu/entries/cryptography/</w:t>
-        </w:r>
-      </w:hyperlink>
-    </w:p>
-    <w:p>
-      <w:pPr>
-        <w:pStyle w:val="Heading2"/>
-      </w:pPr>
-      <w:r>
-        <w:t>D. Материалы музеев, архивов и библиотек</w:t>
-      </w:r>
-    </w:p>
-    <w:p>
-      <w:pPr>
-        <w:keepLines/>
-        <w:spacing w:after="80" w:line="300" w:lineRule="auto"/>
-        <w:numPr>
-          <w:ilvl w:val="0"/>
-          <w:numId w:val="13"/>
-        </w:numPr>
-      </w:pPr>
-      <w:r>
-        <w:t xml:space="preserve">Computer History Museum. Материалы по истории криптографии и ключевым этапам развития асимметричных методов. </w:t>
-      </w:r>
-      <w:r>
-        <w:t xml:space="preserve"> </w:t>
-      </w:r>
-      <w:hyperlink r:id="rId13">
-        <w:r>
-          <w:rPr>
-            <w:color w:val="0563C1"/>
-            <w:u w:val="single"/>
-          </w:rPr>
-          <w:t>https://www.computerhistory.org/</w:t>
-        </w:r>
-      </w:hyperlink>
-    </w:p>
-    <w:p>
-      <w:pPr>
-        <w:pStyle w:val="Heading2"/>
-      </w:pPr>
-      <w:r>
-        <w:t>J. Пресса, популярная наука и общие справочные материалы</w:t>
-      </w:r>
-    </w:p>
-    <w:p>
-      <w:pPr>
-        <w:keepLines/>
-        <w:spacing w:after="80" w:line="300" w:lineRule="auto"/>
-        <w:numPr>
-          <w:ilvl w:val="0"/>
-          <w:numId w:val="14"/>
-        </w:numPr>
-      </w:pPr>
-      <w:r>
-        <w:t xml:space="preserve">Scientific American. «How Public Key Cryptography Works». </w:t>
-      </w:r>
-      <w:r>
-        <w:t xml:space="preserve"> </w:t>
-      </w:r>
-      <w:hyperlink r:id="rId14">
-        <w:r>
-          <w:rPr>
-            <w:color w:val="0563C1"/>
-            <w:u w:val="single"/>
+            <w:sz w:val="20"/>
           </w:rPr>
           <w:t>https://www.scientificamerican.com/article/how-public-key-cryptography-works/</w:t>
         </w:r>
       </w:hyperlink>
+      <w:r>
+        <w:rPr>
+          <w:sz w:val="20"/>
+        </w:rPr>
+      </w:r>
     </w:p>
     <w:sectPr>
-      <w:headerReference w:type="default" r:id="rId9"/>
-      <w:footerReference w:type="default" r:id="rId10"/>
-      <w:pgSz w:w="12240" w:h="15840"/>
-      <w:pgMar w:top="1440" w:right="1440" w:bottom="1440" w:left="1440" w:header="708" w:footer="708" w:gutter="0"/>
+      <w:footerReference w:type="default" r:id="rId13"/>
+      <w:pgSz w:w="11906" w:h="16838"/>
+      <w:pgMar w:top="1020" w:right="1134" w:bottom="1020" w:left="1134" w:header="720" w:footer="720" w:gutter="0"/>
       <w:cols w:space="720"/>
       <w:docGrid w:linePitch="360"/>
     </w:sectPr>
@@ -445,60 +379,11 @@
   <w:p>
     <w:pPr>
       <w:pStyle w:val="Footer"/>
-      <w:spacing w:before="0" w:after="0"/>
       <w:jc w:val="right"/>
     </w:pPr>
-    <w:r>
-      <w:rPr>
-        <w:rFonts w:ascii="Calibri" w:hAnsi="Calibri" w:cs="Calibri"/>
-        <w:color w:val="666666"/>
-        <w:sz w:val="18"/>
-      </w:rPr>
-      <w:t xml:space="preserve">Страница </w:t>
-    </w:r>
-    <w:r>
-      <w:rPr>
-        <w:rFonts w:ascii="Calibri" w:hAnsi="Calibri" w:cs="Calibri"/>
-        <w:color w:val="666666"/>
-        <w:sz w:val="18"/>
-      </w:rPr>
-      <w:fldChar w:fldCharType="begin"/>
-      <w:instrText xml:space="preserve"> PAGE </w:instrText>
-      <w:fldChar w:fldCharType="separate"/>
-      <w:t>1</w:t>
-      <w:fldChar w:fldCharType="end"/>
-    </w:r>
+    <w:fldSimple w:instr="PAGE"/>
   </w:p>
 </w:ftr>
-</file>
-
-<file path=word/header1.xml><?xml version="1.0" encoding="utf-8"?>
-<w:hdr xmlns:m="http://schemas.openxmlformats.org/officeDocument/2006/math" xmlns:mc="http://schemas.openxmlformats.org/markup-compatibility/2006" xmlns:mo="http://schemas.microsoft.com/office/mac/office/2008/main" xmlns:mv="urn:schemas-microsoft-com:mac:vml" xmlns:o="urn:schemas-microsoft-com:office:office" xmlns:r="http://schemas.openxmlformats.org/officeDocument/2006/relationships" xmlns:v="urn:schemas-microsoft-com:vml" xmlns:w10="urn:schemas-microsoft-com:office:word" xmlns:w14="http://schemas.microsoft.com/office/word/2010/wordml" xmlns:w="http://schemas.openxmlformats.org/wordprocessingml/2006/main" xmlns:wne="http://schemas.microsoft.com/office/word/2006/wordml" xmlns:wp14="http://schemas.microsoft.com/office/word/2010/wordprocessingDrawing" xmlns:wp="http://schemas.openxmlformats.org/drawingml/2006/wordprocessingDrawing" xmlns:wpc="http://schemas.microsoft.com/office/word/2010/wordprocessingCanvas" xmlns:wpg="http://schemas.microsoft.com/office/word/2010/wordprocessingGroup" xmlns:wpi="http://schemas.microsoft.com/office/word/2010/wordprocessingInk" xmlns:wps="http://schemas.microsoft.com/office/word/2010/wordprocessingShape" mc:Ignorable="w14 wp14">
-  <w:p>
-    <w:pPr>
-      <w:pStyle w:val="Header"/>
-      <w:spacing w:after="0"/>
-      <w:jc w:val="left"/>
-    </w:pPr>
-    <w:r>
-      <w:rPr>
-        <w:rFonts w:ascii="Calibri" w:hAnsi="Calibri" w:cs="Calibri"/>
-        <w:b/>
-        <w:color w:val="666666"/>
-        <w:sz w:val="18"/>
-      </w:rPr>
-      <w:t>Открытия и изобретения</w:t>
-    </w:r>
-    <w:r>
-      <w:rPr>
-        <w:rFonts w:ascii="Calibri" w:hAnsi="Calibri" w:cs="Calibri"/>
-        <w:color w:val="666666"/>
-        <w:sz w:val="18"/>
-      </w:rPr>
-      <w:t xml:space="preserve">    |    6. Цифровые технологии, космос и связь</w:t>
-    </w:r>
-  </w:p>
-</w:hdr>
 </file>
 
 <file path=word/numbering.xml><?xml version="1.0" encoding="utf-8"?>
@@ -701,96 +586,6 @@
   <w:num w:numId="9">
     <w:abstractNumId w:val="0"/>
   </w:num>
-  <w:abstractNum w:abstractNumId="9">
-    <w:multiLevelType w:val="singleLevel"/>
-    <w:lvl w:ilvl="0">
-      <w:start w:val="1"/>
-      <w:numFmt w:val="bullet"/>
-      <w:lvlText w:val="•"/>
-      <w:lvlJc w:val="left"/>
-      <w:pPr>
-        <w:tabs>
-          <w:tab w:val="num" w:pos="540"/>
-        </w:tabs>
-        <w:ind w:left="540" w:hanging="270"/>
-      </w:pPr>
-    </w:lvl>
-  </w:abstractNum>
-  <w:num w:numId="10">
-    <w:abstractNumId w:val="9"/>
-  </w:num>
-  <w:abstractNum w:abstractNumId="10">
-    <w:multiLevelType w:val="singleLevel"/>
-    <w:lvl w:ilvl="0">
-      <w:start w:val="1"/>
-      <w:numFmt w:val="decimal"/>
-      <w:lvlText w:val="%1."/>
-      <w:lvlJc w:val="left"/>
-      <w:pPr>
-        <w:tabs>
-          <w:tab w:val="num" w:pos="540"/>
-        </w:tabs>
-        <w:ind w:left="540" w:hanging="270"/>
-      </w:pPr>
-    </w:lvl>
-  </w:abstractNum>
-  <w:num w:numId="11">
-    <w:abstractNumId w:val="10"/>
-  </w:num>
-  <w:abstractNum w:abstractNumId="11">
-    <w:multiLevelType w:val="singleLevel"/>
-    <w:lvl w:ilvl="0">
-      <w:start w:val="1"/>
-      <w:numFmt w:val="decimal"/>
-      <w:lvlText w:val="%1."/>
-      <w:lvlJc w:val="left"/>
-      <w:pPr>
-        <w:tabs>
-          <w:tab w:val="num" w:pos="540"/>
-        </w:tabs>
-        <w:ind w:left="540" w:hanging="270"/>
-      </w:pPr>
-    </w:lvl>
-  </w:abstractNum>
-  <w:num w:numId="12">
-    <w:abstractNumId w:val="11"/>
-  </w:num>
-  <w:abstractNum w:abstractNumId="12">
-    <w:multiLevelType w:val="singleLevel"/>
-    <w:lvl w:ilvl="0">
-      <w:start w:val="1"/>
-      <w:numFmt w:val="decimal"/>
-      <w:lvlText w:val="%1."/>
-      <w:lvlJc w:val="left"/>
-      <w:pPr>
-        <w:tabs>
-          <w:tab w:val="num" w:pos="540"/>
-        </w:tabs>
-        <w:ind w:left="540" w:hanging="270"/>
-      </w:pPr>
-    </w:lvl>
-  </w:abstractNum>
-  <w:num w:numId="13">
-    <w:abstractNumId w:val="12"/>
-  </w:num>
-  <w:abstractNum w:abstractNumId="13">
-    <w:multiLevelType w:val="singleLevel"/>
-    <w:lvl w:ilvl="0">
-      <w:start w:val="1"/>
-      <w:numFmt w:val="decimal"/>
-      <w:lvlText w:val="%1."/>
-      <w:lvlJc w:val="left"/>
-      <w:pPr>
-        <w:tabs>
-          <w:tab w:val="num" w:pos="540"/>
-        </w:tabs>
-        <w:ind w:left="540" w:hanging="270"/>
-      </w:pPr>
-    </w:lvl>
-  </w:abstractNum>
-  <w:num w:numId="14">
-    <w:abstractNumId w:val="13"/>
-  </w:num>
 </w:numbering>
 </file>
 
@@ -799,7 +594,7 @@
   <w:docDefaults>
     <w:rPrDefault>
       <w:rPr>
-        <w:rFonts w:asciiTheme="minorHAnsi" w:eastAsiaTheme="minorEastAsia" w:hAnsiTheme="minorHAnsi" w:cstheme="minorBidi"/>
+        <w:rFonts/>
         <w:sz w:val="22"/>
         <w:szCs w:val="22"/>
         <w:lang w:val="en-US" w:eastAsia="en-US" w:bidi="ar-SA"/>
@@ -955,12 +750,13 @@
     <w:qFormat/>
     <w:rsid w:val="00FC693F"/>
     <w:pPr>
-      <w:widowControl/>
-      <w:spacing w:before="0" w:after="120" w:line="300" w:lineRule="auto"/>
+      <w:spacing w:after="120" w:line="259" w:lineRule="auto"/>
     </w:pPr>
     <w:rPr>
-      <w:rFonts w:ascii="Calibri" w:hAnsi="Calibri" w:cs="Calibri"/>
-      <w:sz w:val="22"/>
+      <w:rFonts w:ascii="Times New Roman" w:hAnsi="Times New Roman"/>
+      <w:color w:val="000000"/>
+      <w:sz w:val="24"/>
+      <w:lang w:val="ru-RU"/>
     </w:rPr>
   </w:style>
   <w:style w:type="paragraph" w:styleId="Header">
@@ -1018,16 +814,17 @@
     <w:pPr>
       <w:keepNext/>
       <w:keepLines/>
-      <w:spacing w:before="360" w:after="200"/>
+      <w:spacing w:before="480" w:after="120" w:line="259" w:lineRule="auto"/>
       <w:outlineLvl w:val="0"/>
     </w:pPr>
     <w:rPr>
-      <w:rFonts w:asciiTheme="majorHAnsi" w:eastAsiaTheme="majorEastAsia" w:hAnsiTheme="majorHAnsi" w:cstheme="majorBidi" w:ascii="Calibri" w:hAnsi="Calibri" w:cs="Calibri"/>
+      <w:rFonts w:ascii="Times New Roman" w:hAnsi="Times New Roman"/>
       <w:b/>
       <w:bCs/>
-      <w:color w:val="2E74B5"/>
-      <w:sz w:val="32"/>
+      <w:color w:val="000000"/>
+      <w:sz w:val="26"/>
       <w:szCs w:val="28"/>
+      <w:lang w:val="ru-RU"/>
     </w:rPr>
   </w:style>
   <w:style w:type="paragraph" w:styleId="Heading2">
@@ -1042,16 +839,17 @@
     <w:pPr>
       <w:keepNext/>
       <w:keepLines/>
-      <w:spacing w:before="280" w:after="140"/>
+      <w:spacing w:before="200" w:after="120" w:line="259" w:lineRule="auto"/>
       <w:outlineLvl w:val="1"/>
     </w:pPr>
     <w:rPr>
-      <w:rFonts w:asciiTheme="majorHAnsi" w:eastAsiaTheme="majorEastAsia" w:hAnsiTheme="majorHAnsi" w:cstheme="majorBidi" w:ascii="Calibri" w:hAnsi="Calibri" w:cs="Calibri"/>
+      <w:rFonts w:ascii="Times New Roman" w:hAnsi="Times New Roman"/>
       <w:b/>
       <w:bCs/>
-      <w:color w:val="2E74B5"/>
+      <w:color w:val="000000"/>
       <w:sz w:val="26"/>
       <w:szCs w:val="26"/>
+      <w:lang w:val="ru-RU"/>
     </w:rPr>
   </w:style>
   <w:style w:type="paragraph" w:styleId="Heading3">
@@ -1066,15 +864,14 @@
     <w:pPr>
       <w:keepNext/>
       <w:keepLines/>
-      <w:spacing w:before="200" w:after="100"/>
+      <w:spacing w:before="200" w:after="0"/>
       <w:outlineLvl w:val="2"/>
     </w:pPr>
     <w:rPr>
-      <w:rFonts w:asciiTheme="majorHAnsi" w:eastAsiaTheme="majorEastAsia" w:hAnsiTheme="majorHAnsi" w:cstheme="majorBidi" w:ascii="Calibri" w:hAnsi="Calibri" w:cs="Calibri"/>
+      <w:rFonts/>
       <w:b/>
       <w:bCs/>
-      <w:color w:val="1F4D78"/>
-      <w:sz w:val="24"/>
+      <w:color w:val="4F81BD" w:themeColor="accent1"/>
     </w:rPr>
   </w:style>
   <w:style w:type="paragraph" w:styleId="Heading4">
@@ -1094,7 +891,7 @@
       <w:outlineLvl w:val="3"/>
     </w:pPr>
     <w:rPr>
-      <w:rFonts w:asciiTheme="majorHAnsi" w:eastAsiaTheme="majorEastAsia" w:hAnsiTheme="majorHAnsi" w:cstheme="majorBidi"/>
+      <w:rFonts/>
       <w:b/>
       <w:bCs/>
       <w:i/>
@@ -1119,7 +916,7 @@
       <w:outlineLvl w:val="4"/>
     </w:pPr>
     <w:rPr>
-      <w:rFonts w:asciiTheme="majorHAnsi" w:eastAsiaTheme="majorEastAsia" w:hAnsiTheme="majorHAnsi" w:cstheme="majorBidi"/>
+      <w:rFonts/>
       <w:color w:val="243F60" w:themeColor="accent1" w:themeShade="7F"/>
     </w:rPr>
   </w:style>
@@ -1140,7 +937,7 @@
       <w:outlineLvl w:val="5"/>
     </w:pPr>
     <w:rPr>
-      <w:rFonts w:asciiTheme="majorHAnsi" w:eastAsiaTheme="majorEastAsia" w:hAnsiTheme="majorHAnsi" w:cstheme="majorBidi"/>
+      <w:rFonts/>
       <w:i/>
       <w:iCs/>
       <w:color w:val="243F60" w:themeColor="accent1" w:themeShade="7F"/>
@@ -1163,7 +960,7 @@
       <w:outlineLvl w:val="6"/>
     </w:pPr>
     <w:rPr>
-      <w:rFonts w:asciiTheme="majorHAnsi" w:eastAsiaTheme="majorEastAsia" w:hAnsiTheme="majorHAnsi" w:cstheme="majorBidi"/>
+      <w:rFonts/>
       <w:i/>
       <w:iCs/>
       <w:color w:val="404040" w:themeColor="text1" w:themeTint="BF"/>
@@ -1186,7 +983,7 @@
       <w:outlineLvl w:val="7"/>
     </w:pPr>
     <w:rPr>
-      <w:rFonts w:asciiTheme="majorHAnsi" w:eastAsiaTheme="majorEastAsia" w:hAnsiTheme="majorHAnsi" w:cstheme="majorBidi"/>
+      <w:rFonts/>
       <w:color w:val="4F81BD" w:themeColor="accent1"/>
       <w:sz w:val="20"/>
       <w:szCs w:val="20"/>
@@ -1209,7 +1006,7 @@
       <w:outlineLvl w:val="8"/>
     </w:pPr>
     <w:rPr>
-      <w:rFonts w:asciiTheme="majorHAnsi" w:eastAsiaTheme="majorEastAsia" w:hAnsiTheme="majorHAnsi" w:cstheme="majorBidi"/>
+      <w:rFonts/>
       <w:i/>
       <w:iCs/>
       <w:color w:val="404040" w:themeColor="text1" w:themeTint="BF"/>
@@ -1260,7 +1057,7 @@
     <w:uiPriority w:val="9"/>
     <w:rsid w:val="00FC693F"/>
     <w:rPr>
-      <w:rFonts w:asciiTheme="majorHAnsi" w:eastAsiaTheme="majorEastAsia" w:hAnsiTheme="majorHAnsi" w:cstheme="majorBidi"/>
+      <w:rFonts/>
       <w:b/>
       <w:bCs/>
       <w:color w:val="365F91" w:themeColor="accent1" w:themeShade="BF"/>
@@ -1275,7 +1072,7 @@
     <w:uiPriority w:val="9"/>
     <w:rsid w:val="00FC693F"/>
     <w:rPr>
-      <w:rFonts w:asciiTheme="majorHAnsi" w:eastAsiaTheme="majorEastAsia" w:hAnsiTheme="majorHAnsi" w:cstheme="majorBidi"/>
+      <w:rFonts/>
       <w:b/>
       <w:bCs/>
       <w:color w:val="4F81BD" w:themeColor="accent1"/>
@@ -1290,7 +1087,7 @@
     <w:uiPriority w:val="9"/>
     <w:rsid w:val="00FC693F"/>
     <w:rPr>
-      <w:rFonts w:asciiTheme="majorHAnsi" w:eastAsiaTheme="majorEastAsia" w:hAnsiTheme="majorHAnsi" w:cstheme="majorBidi"/>
+      <w:rFonts/>
       <w:b/>
       <w:bCs/>
       <w:color w:val="4F81BD" w:themeColor="accent1"/>
@@ -1305,19 +1102,17 @@
     <w:qFormat/>
     <w:rsid w:val="00FC693F"/>
     <w:pPr>
-      <w:pBdr>
-        <w:bottom w:val="single" w:sz="8" w:space="4" w:color="4F81BD" w:themeColor="accent1"/>
-      </w:pBdr>
-      <w:spacing w:after="300" w:line="240" w:lineRule="auto"/>
+      <w:spacing w:after="120" w:line="259" w:lineRule="auto"/>
       <w:contextualSpacing/>
     </w:pPr>
     <w:rPr>
-      <w:rFonts w:asciiTheme="majorHAnsi" w:eastAsiaTheme="majorEastAsia" w:hAnsiTheme="majorHAnsi" w:cstheme="majorBidi"/>
-      <w:color w:val="17365D" w:themeColor="text2" w:themeShade="BF"/>
+      <w:rFonts w:ascii="Times New Roman" w:hAnsi="Times New Roman"/>
+      <w:color w:val="000000"/>
       <w:spacing w:val="5"/>
       <w:kern w:val="28"/>
-      <w:sz w:val="52"/>
+      <w:sz w:val="40"/>
       <w:szCs w:val="52"/>
+      <w:lang w:val="ru-RU"/>
     </w:rPr>
   </w:style>
   <w:style w:type="character" w:customStyle="1" w:styleId="TitleChar">
@@ -1327,7 +1122,7 @@
     <w:uiPriority w:val="10"/>
     <w:rsid w:val="00FC693F"/>
     <w:rPr>
-      <w:rFonts w:asciiTheme="majorHAnsi" w:eastAsiaTheme="majorEastAsia" w:hAnsiTheme="majorHAnsi" w:cstheme="majorBidi"/>
+      <w:rFonts/>
       <w:color w:val="17365D" w:themeColor="text2" w:themeShade="BF"/>
       <w:spacing w:val="5"/>
       <w:kern w:val="28"/>
@@ -1349,7 +1144,7 @@
       </w:numPr>
     </w:pPr>
     <w:rPr>
-      <w:rFonts w:asciiTheme="majorHAnsi" w:eastAsiaTheme="majorEastAsia" w:hAnsiTheme="majorHAnsi" w:cstheme="majorBidi"/>
+      <w:rFonts/>
       <w:i/>
       <w:iCs/>
       <w:color w:val="4F81BD" w:themeColor="accent1"/>
@@ -1365,7 +1160,7 @@
     <w:uiPriority w:val="11"/>
     <w:rsid w:val="00FC693F"/>
     <w:rPr>
-      <w:rFonts w:asciiTheme="majorHAnsi" w:eastAsiaTheme="majorEastAsia" w:hAnsiTheme="majorHAnsi" w:cstheme="majorBidi"/>
+      <w:rFonts/>
       <w:i/>
       <w:iCs/>
       <w:color w:val="4F81BD" w:themeColor="accent1"/>
@@ -1490,8 +1285,15 @@
       <w:numPr>
         <w:numId w:val="1"/>
       </w:numPr>
+      <w:spacing w:after="120" w:line="259" w:lineRule="auto"/>
       <w:contextualSpacing/>
     </w:pPr>
+    <w:rPr>
+      <w:rFonts w:ascii="Times New Roman" w:hAnsi="Times New Roman"/>
+      <w:color w:val="000000"/>
+      <w:sz w:val="24"/>
+      <w:lang w:val="ru-RU"/>
+    </w:rPr>
   </w:style>
   <w:style w:type="paragraph" w:styleId="ListBullet2">
     <w:name w:val="List Bullet 2"/>
@@ -1663,7 +1465,7 @@
     <w:semiHidden/>
     <w:rsid w:val="00FC693F"/>
     <w:rPr>
-      <w:rFonts w:asciiTheme="majorHAnsi" w:eastAsiaTheme="majorEastAsia" w:hAnsiTheme="majorHAnsi" w:cstheme="majorBidi"/>
+      <w:rFonts/>
       <w:b/>
       <w:bCs/>
       <w:i/>
@@ -1679,7 +1481,7 @@
     <w:semiHidden/>
     <w:rsid w:val="00FC693F"/>
     <w:rPr>
-      <w:rFonts w:asciiTheme="majorHAnsi" w:eastAsiaTheme="majorEastAsia" w:hAnsiTheme="majorHAnsi" w:cstheme="majorBidi"/>
+      <w:rFonts/>
       <w:color w:val="243F60" w:themeColor="accent1" w:themeShade="7F"/>
     </w:rPr>
   </w:style>
@@ -1691,7 +1493,7 @@
     <w:semiHidden/>
     <w:rsid w:val="00FC693F"/>
     <w:rPr>
-      <w:rFonts w:asciiTheme="majorHAnsi" w:eastAsiaTheme="majorEastAsia" w:hAnsiTheme="majorHAnsi" w:cstheme="majorBidi"/>
+      <w:rFonts/>
       <w:i/>
       <w:iCs/>
       <w:color w:val="243F60" w:themeColor="accent1" w:themeShade="7F"/>
@@ -1705,7 +1507,7 @@
     <w:semiHidden/>
     <w:rsid w:val="00FC693F"/>
     <w:rPr>
-      <w:rFonts w:asciiTheme="majorHAnsi" w:eastAsiaTheme="majorEastAsia" w:hAnsiTheme="majorHAnsi" w:cstheme="majorBidi"/>
+      <w:rFonts/>
       <w:i/>
       <w:iCs/>
       <w:color w:val="404040" w:themeColor="text1" w:themeTint="BF"/>
@@ -1719,7 +1521,7 @@
     <w:semiHidden/>
     <w:rsid w:val="00FC693F"/>
     <w:rPr>
-      <w:rFonts w:asciiTheme="majorHAnsi" w:eastAsiaTheme="majorEastAsia" w:hAnsiTheme="majorHAnsi" w:cstheme="majorBidi"/>
+      <w:rFonts/>
       <w:color w:val="4F81BD" w:themeColor="accent1"/>
       <w:sz w:val="20"/>
       <w:szCs w:val="20"/>
@@ -1733,7 +1535,7 @@
     <w:semiHidden/>
     <w:rsid w:val="00FC693F"/>
     <w:rPr>
-      <w:rFonts w:asciiTheme="majorHAnsi" w:eastAsiaTheme="majorEastAsia" w:hAnsiTheme="majorHAnsi" w:cstheme="majorBidi"/>
+      <w:rFonts/>
       <w:i/>
       <w:iCs/>
       <w:color w:val="404040" w:themeColor="text1" w:themeTint="BF"/>
@@ -1792,9 +1594,6 @@
     <w:qFormat/>
     <w:rsid w:val="00FC693F"/>
     <w:pPr>
-      <w:pBdr>
-        <w:bottom w:val="single" w:sz="4" w:space="4" w:color="4F81BD" w:themeColor="accent1"/>
-      </w:pBdr>
       <w:spacing w:before="200" w:after="280"/>
       <w:ind w:left="936" w:right="936"/>
     </w:pPr>
@@ -3322,7 +3121,7 @@
         <w:spacing w:before="0" w:after="0" w:line="240" w:lineRule="auto"/>
       </w:pPr>
       <w:rPr>
-        <w:rFonts w:asciiTheme="majorHAnsi" w:eastAsiaTheme="majorEastAsia" w:hAnsiTheme="majorHAnsi" w:cstheme="majorBidi"/>
+        <w:rFonts/>
         <w:b/>
         <w:bCs/>
       </w:rPr>
@@ -3343,7 +3142,7 @@
         <w:spacing w:before="0" w:after="0" w:line="240" w:lineRule="auto"/>
       </w:pPr>
       <w:rPr>
-        <w:rFonts w:asciiTheme="majorHAnsi" w:eastAsiaTheme="majorEastAsia" w:hAnsiTheme="majorHAnsi" w:cstheme="majorBidi"/>
+        <w:rFonts/>
         <w:b/>
         <w:bCs/>
       </w:rPr>
@@ -3361,14 +3160,14 @@
     </w:tblStylePr>
     <w:tblStylePr w:type="firstCol">
       <w:rPr>
-        <w:rFonts w:asciiTheme="majorHAnsi" w:eastAsiaTheme="majorEastAsia" w:hAnsiTheme="majorHAnsi" w:cstheme="majorBidi"/>
+        <w:rFonts/>
         <w:b/>
         <w:bCs/>
       </w:rPr>
     </w:tblStylePr>
     <w:tblStylePr w:type="lastCol">
       <w:rPr>
-        <w:rFonts w:asciiTheme="majorHAnsi" w:eastAsiaTheme="majorEastAsia" w:hAnsiTheme="majorHAnsi" w:cstheme="majorBidi"/>
+        <w:rFonts/>
         <w:b/>
         <w:bCs/>
       </w:rPr>
@@ -3452,7 +3251,7 @@
         <w:spacing w:before="0" w:after="0" w:line="240" w:lineRule="auto"/>
       </w:pPr>
       <w:rPr>
-        <w:rFonts w:asciiTheme="majorHAnsi" w:eastAsiaTheme="majorEastAsia" w:hAnsiTheme="majorHAnsi" w:cstheme="majorBidi"/>
+        <w:rFonts/>
         <w:b/>
         <w:bCs/>
       </w:rPr>
@@ -3473,7 +3272,7 @@
         <w:spacing w:before="0" w:after="0" w:line="240" w:lineRule="auto"/>
       </w:pPr>
       <w:rPr>
-        <w:rFonts w:asciiTheme="majorHAnsi" w:eastAsiaTheme="majorEastAsia" w:hAnsiTheme="majorHAnsi" w:cstheme="majorBidi"/>
+        <w:rFonts/>
         <w:b/>
         <w:bCs/>
       </w:rPr>
@@ -3491,14 +3290,14 @@
     </w:tblStylePr>
     <w:tblStylePr w:type="firstCol">
       <w:rPr>
-        <w:rFonts w:asciiTheme="majorHAnsi" w:eastAsiaTheme="majorEastAsia" w:hAnsiTheme="majorHAnsi" w:cstheme="majorBidi"/>
+        <w:rFonts/>
         <w:b/>
         <w:bCs/>
       </w:rPr>
     </w:tblStylePr>
     <w:tblStylePr w:type="lastCol">
       <w:rPr>
-        <w:rFonts w:asciiTheme="majorHAnsi" w:eastAsiaTheme="majorEastAsia" w:hAnsiTheme="majorHAnsi" w:cstheme="majorBidi"/>
+        <w:rFonts/>
         <w:b/>
         <w:bCs/>
       </w:rPr>
@@ -3582,7 +3381,7 @@
         <w:spacing w:before="0" w:after="0" w:line="240" w:lineRule="auto"/>
       </w:pPr>
       <w:rPr>
-        <w:rFonts w:asciiTheme="majorHAnsi" w:eastAsiaTheme="majorEastAsia" w:hAnsiTheme="majorHAnsi" w:cstheme="majorBidi"/>
+        <w:rFonts/>
         <w:b/>
         <w:bCs/>
       </w:rPr>
@@ -3603,7 +3402,7 @@
         <w:spacing w:before="0" w:after="0" w:line="240" w:lineRule="auto"/>
       </w:pPr>
       <w:rPr>
-        <w:rFonts w:asciiTheme="majorHAnsi" w:eastAsiaTheme="majorEastAsia" w:hAnsiTheme="majorHAnsi" w:cstheme="majorBidi"/>
+        <w:rFonts/>
         <w:b/>
         <w:bCs/>
       </w:rPr>
@@ -3621,14 +3420,14 @@
     </w:tblStylePr>
     <w:tblStylePr w:type="firstCol">
       <w:rPr>
-        <w:rFonts w:asciiTheme="majorHAnsi" w:eastAsiaTheme="majorEastAsia" w:hAnsiTheme="majorHAnsi" w:cstheme="majorBidi"/>
+        <w:rFonts/>
         <w:b/>
         <w:bCs/>
       </w:rPr>
     </w:tblStylePr>
     <w:tblStylePr w:type="lastCol">
       <w:rPr>
-        <w:rFonts w:asciiTheme="majorHAnsi" w:eastAsiaTheme="majorEastAsia" w:hAnsiTheme="majorHAnsi" w:cstheme="majorBidi"/>
+        <w:rFonts/>
         <w:b/>
         <w:bCs/>
       </w:rPr>
@@ -3712,7 +3511,7 @@
         <w:spacing w:before="0" w:after="0" w:line="240" w:lineRule="auto"/>
       </w:pPr>
       <w:rPr>
-        <w:rFonts w:asciiTheme="majorHAnsi" w:eastAsiaTheme="majorEastAsia" w:hAnsiTheme="majorHAnsi" w:cstheme="majorBidi"/>
+        <w:rFonts/>
         <w:b/>
         <w:bCs/>
       </w:rPr>
@@ -3733,7 +3532,7 @@
         <w:spacing w:before="0" w:after="0" w:line="240" w:lineRule="auto"/>
       </w:pPr>
       <w:rPr>
-        <w:rFonts w:asciiTheme="majorHAnsi" w:eastAsiaTheme="majorEastAsia" w:hAnsiTheme="majorHAnsi" w:cstheme="majorBidi"/>
+        <w:rFonts/>
         <w:b/>
         <w:bCs/>
       </w:rPr>
@@ -3751,14 +3550,14 @@
     </w:tblStylePr>
     <w:tblStylePr w:type="firstCol">
       <w:rPr>
-        <w:rFonts w:asciiTheme="majorHAnsi" w:eastAsiaTheme="majorEastAsia" w:hAnsiTheme="majorHAnsi" w:cstheme="majorBidi"/>
+        <w:rFonts/>
         <w:b/>
         <w:bCs/>
       </w:rPr>
     </w:tblStylePr>
     <w:tblStylePr w:type="lastCol">
       <w:rPr>
-        <w:rFonts w:asciiTheme="majorHAnsi" w:eastAsiaTheme="majorEastAsia" w:hAnsiTheme="majorHAnsi" w:cstheme="majorBidi"/>
+        <w:rFonts/>
         <w:b/>
         <w:bCs/>
       </w:rPr>
@@ -3842,7 +3641,7 @@
         <w:spacing w:before="0" w:after="0" w:line="240" w:lineRule="auto"/>
       </w:pPr>
       <w:rPr>
-        <w:rFonts w:asciiTheme="majorHAnsi" w:eastAsiaTheme="majorEastAsia" w:hAnsiTheme="majorHAnsi" w:cstheme="majorBidi"/>
+        <w:rFonts/>
         <w:b/>
         <w:bCs/>
       </w:rPr>
@@ -3863,7 +3662,7 @@
         <w:spacing w:before="0" w:after="0" w:line="240" w:lineRule="auto"/>
       </w:pPr>
       <w:rPr>
-        <w:rFonts w:asciiTheme="majorHAnsi" w:eastAsiaTheme="majorEastAsia" w:hAnsiTheme="majorHAnsi" w:cstheme="majorBidi"/>
+        <w:rFonts/>
         <w:b/>
         <w:bCs/>
       </w:rPr>
@@ -3881,14 +3680,14 @@
     </w:tblStylePr>
     <w:tblStylePr w:type="firstCol">
       <w:rPr>
-        <w:rFonts w:asciiTheme="majorHAnsi" w:eastAsiaTheme="majorEastAsia" w:hAnsiTheme="majorHAnsi" w:cstheme="majorBidi"/>
+        <w:rFonts/>
         <w:b/>
         <w:bCs/>
       </w:rPr>
     </w:tblStylePr>
     <w:tblStylePr w:type="lastCol">
       <w:rPr>
-        <w:rFonts w:asciiTheme="majorHAnsi" w:eastAsiaTheme="majorEastAsia" w:hAnsiTheme="majorHAnsi" w:cstheme="majorBidi"/>
+        <w:rFonts/>
         <w:b/>
         <w:bCs/>
       </w:rPr>
@@ -3972,7 +3771,7 @@
         <w:spacing w:before="0" w:after="0" w:line="240" w:lineRule="auto"/>
       </w:pPr>
       <w:rPr>
-        <w:rFonts w:asciiTheme="majorHAnsi" w:eastAsiaTheme="majorEastAsia" w:hAnsiTheme="majorHAnsi" w:cstheme="majorBidi"/>
+        <w:rFonts/>
         <w:b/>
         <w:bCs/>
       </w:rPr>
@@ -3993,7 +3792,7 @@
         <w:spacing w:before="0" w:after="0" w:line="240" w:lineRule="auto"/>
       </w:pPr>
       <w:rPr>
-        <w:rFonts w:asciiTheme="majorHAnsi" w:eastAsiaTheme="majorEastAsia" w:hAnsiTheme="majorHAnsi" w:cstheme="majorBidi"/>
+        <w:rFonts/>
         <w:b/>
         <w:bCs/>
       </w:rPr>
@@ -4011,14 +3810,14 @@
     </w:tblStylePr>
     <w:tblStylePr w:type="firstCol">
       <w:rPr>
-        <w:rFonts w:asciiTheme="majorHAnsi" w:eastAsiaTheme="majorEastAsia" w:hAnsiTheme="majorHAnsi" w:cstheme="majorBidi"/>
+        <w:rFonts/>
         <w:b/>
         <w:bCs/>
       </w:rPr>
     </w:tblStylePr>
     <w:tblStylePr w:type="lastCol">
       <w:rPr>
-        <w:rFonts w:asciiTheme="majorHAnsi" w:eastAsiaTheme="majorEastAsia" w:hAnsiTheme="majorHAnsi" w:cstheme="majorBidi"/>
+        <w:rFonts/>
         <w:b/>
         <w:bCs/>
       </w:rPr>
@@ -4102,7 +3901,7 @@
         <w:spacing w:before="0" w:after="0" w:line="240" w:lineRule="auto"/>
       </w:pPr>
       <w:rPr>
-        <w:rFonts w:asciiTheme="majorHAnsi" w:eastAsiaTheme="majorEastAsia" w:hAnsiTheme="majorHAnsi" w:cstheme="majorBidi"/>
+        <w:rFonts/>
         <w:b/>
         <w:bCs/>
       </w:rPr>
@@ -4123,7 +3922,7 @@
         <w:spacing w:before="0" w:after="0" w:line="240" w:lineRule="auto"/>
       </w:pPr>
       <w:rPr>
-        <w:rFonts w:asciiTheme="majorHAnsi" w:eastAsiaTheme="majorEastAsia" w:hAnsiTheme="majorHAnsi" w:cstheme="majorBidi"/>
+        <w:rFonts/>
         <w:b/>
         <w:bCs/>
       </w:rPr>
@@ -4141,14 +3940,14 @@
     </w:tblStylePr>
     <w:tblStylePr w:type="firstCol">
       <w:rPr>
-        <w:rFonts w:asciiTheme="majorHAnsi" w:eastAsiaTheme="majorEastAsia" w:hAnsiTheme="majorHAnsi" w:cstheme="majorBidi"/>
+        <w:rFonts/>
         <w:b/>
         <w:bCs/>
       </w:rPr>
     </w:tblStylePr>
     <w:tblStylePr w:type="lastCol">
       <w:rPr>
-        <w:rFonts w:asciiTheme="majorHAnsi" w:eastAsiaTheme="majorEastAsia" w:hAnsiTheme="majorHAnsi" w:cstheme="majorBidi"/>
+        <w:rFonts/>
         <w:b/>
         <w:bCs/>
       </w:rPr>
@@ -6013,7 +5812,7 @@
     </w:tblPr>
     <w:tblStylePr w:type="firstRow">
       <w:rPr>
-        <w:rFonts w:asciiTheme="majorHAnsi" w:eastAsiaTheme="majorEastAsia" w:hAnsiTheme="majorHAnsi" w:cstheme="majorBidi"/>
+        <w:rFonts/>
       </w:rPr>
       <w:tblPr/>
       <w:tcPr>
@@ -6097,7 +5896,7 @@
     </w:tblPr>
     <w:tblStylePr w:type="firstRow">
       <w:rPr>
-        <w:rFonts w:asciiTheme="majorHAnsi" w:eastAsiaTheme="majorEastAsia" w:hAnsiTheme="majorHAnsi" w:cstheme="majorBidi"/>
+        <w:rFonts/>
       </w:rPr>
       <w:tblPr/>
       <w:tcPr>
@@ -6181,7 +5980,7 @@
     </w:tblPr>
     <w:tblStylePr w:type="firstRow">
       <w:rPr>
-        <w:rFonts w:asciiTheme="majorHAnsi" w:eastAsiaTheme="majorEastAsia" w:hAnsiTheme="majorHAnsi" w:cstheme="majorBidi"/>
+        <w:rFonts/>
       </w:rPr>
       <w:tblPr/>
       <w:tcPr>
@@ -6265,7 +6064,7 @@
     </w:tblPr>
     <w:tblStylePr w:type="firstRow">
       <w:rPr>
-        <w:rFonts w:asciiTheme="majorHAnsi" w:eastAsiaTheme="majorEastAsia" w:hAnsiTheme="majorHAnsi" w:cstheme="majorBidi"/>
+        <w:rFonts/>
       </w:rPr>
       <w:tblPr/>
       <w:tcPr>
@@ -6349,7 +6148,7 @@
     </w:tblPr>
     <w:tblStylePr w:type="firstRow">
       <w:rPr>
-        <w:rFonts w:asciiTheme="majorHAnsi" w:eastAsiaTheme="majorEastAsia" w:hAnsiTheme="majorHAnsi" w:cstheme="majorBidi"/>
+        <w:rFonts/>
       </w:rPr>
       <w:tblPr/>
       <w:tcPr>
@@ -6433,7 +6232,7 @@
     </w:tblPr>
     <w:tblStylePr w:type="firstRow">
       <w:rPr>
-        <w:rFonts w:asciiTheme="majorHAnsi" w:eastAsiaTheme="majorEastAsia" w:hAnsiTheme="majorHAnsi" w:cstheme="majorBidi"/>
+        <w:rFonts/>
       </w:rPr>
       <w:tblPr/>
       <w:tcPr>
@@ -6517,7 +6316,7 @@
     </w:tblPr>
     <w:tblStylePr w:type="firstRow">
       <w:rPr>
-        <w:rFonts w:asciiTheme="majorHAnsi" w:eastAsiaTheme="majorEastAsia" w:hAnsiTheme="majorHAnsi" w:cstheme="majorBidi"/>
+        <w:rFonts/>
       </w:rPr>
       <w:tblPr/>
       <w:tcPr>
@@ -6582,7 +6381,7 @@
       <w:spacing w:after="0" w:line="240" w:lineRule="auto"/>
     </w:pPr>
     <w:rPr>
-      <w:rFonts w:asciiTheme="majorHAnsi" w:eastAsiaTheme="majorEastAsia" w:hAnsiTheme="majorHAnsi" w:cstheme="majorBidi"/>
+      <w:rFonts/>
       <w:color w:val="000000" w:themeColor="text1"/>
     </w:rPr>
     <w:tblPr>
@@ -6710,7 +6509,7 @@
       <w:spacing w:after="0" w:line="240" w:lineRule="auto"/>
     </w:pPr>
     <w:rPr>
-      <w:rFonts w:asciiTheme="majorHAnsi" w:eastAsiaTheme="majorEastAsia" w:hAnsiTheme="majorHAnsi" w:cstheme="majorBidi"/>
+      <w:rFonts/>
       <w:color w:val="000000" w:themeColor="text1"/>
     </w:rPr>
     <w:tblPr>
@@ -6838,7 +6637,7 @@
       <w:spacing w:after="0" w:line="240" w:lineRule="auto"/>
     </w:pPr>
     <w:rPr>
-      <w:rFonts w:asciiTheme="majorHAnsi" w:eastAsiaTheme="majorEastAsia" w:hAnsiTheme="majorHAnsi" w:cstheme="majorBidi"/>
+      <w:rFonts/>
       <w:color w:val="000000" w:themeColor="text1"/>
     </w:rPr>
     <w:tblPr>
@@ -6966,7 +6765,7 @@
       <w:spacing w:after="0" w:line="240" w:lineRule="auto"/>
     </w:pPr>
     <w:rPr>
-      <w:rFonts w:asciiTheme="majorHAnsi" w:eastAsiaTheme="majorEastAsia" w:hAnsiTheme="majorHAnsi" w:cstheme="majorBidi"/>
+      <w:rFonts/>
       <w:color w:val="000000" w:themeColor="text1"/>
     </w:rPr>
     <w:tblPr>
@@ -7094,7 +6893,7 @@
       <w:spacing w:after="0" w:line="240" w:lineRule="auto"/>
     </w:pPr>
     <w:rPr>
-      <w:rFonts w:asciiTheme="majorHAnsi" w:eastAsiaTheme="majorEastAsia" w:hAnsiTheme="majorHAnsi" w:cstheme="majorBidi"/>
+      <w:rFonts/>
       <w:color w:val="000000" w:themeColor="text1"/>
     </w:rPr>
     <w:tblPr>
@@ -7222,7 +7021,7 @@
       <w:spacing w:after="0" w:line="240" w:lineRule="auto"/>
     </w:pPr>
     <w:rPr>
-      <w:rFonts w:asciiTheme="majorHAnsi" w:eastAsiaTheme="majorEastAsia" w:hAnsiTheme="majorHAnsi" w:cstheme="majorBidi"/>
+      <w:rFonts/>
       <w:color w:val="000000" w:themeColor="text1"/>
     </w:rPr>
     <w:tblPr>
@@ -7350,7 +7149,7 @@
       <w:spacing w:after="0" w:line="240" w:lineRule="auto"/>
     </w:pPr>
     <w:rPr>
-      <w:rFonts w:asciiTheme="majorHAnsi" w:eastAsiaTheme="majorEastAsia" w:hAnsiTheme="majorHAnsi" w:cstheme="majorBidi"/>
+      <w:rFonts/>
       <w:color w:val="000000" w:themeColor="text1"/>
     </w:rPr>
     <w:tblPr>
@@ -7989,7 +7788,7 @@
       <w:spacing w:after="0" w:line="240" w:lineRule="auto"/>
     </w:pPr>
     <w:rPr>
-      <w:rFonts w:asciiTheme="majorHAnsi" w:eastAsiaTheme="majorEastAsia" w:hAnsiTheme="majorHAnsi" w:cstheme="majorBidi"/>
+      <w:rFonts/>
       <w:color w:val="000000" w:themeColor="text1"/>
     </w:rPr>
     <w:tblPr>
@@ -8114,7 +7913,7 @@
       <w:spacing w:after="0" w:line="240" w:lineRule="auto"/>
     </w:pPr>
     <w:rPr>
-      <w:rFonts w:asciiTheme="majorHAnsi" w:eastAsiaTheme="majorEastAsia" w:hAnsiTheme="majorHAnsi" w:cstheme="majorBidi"/>
+      <w:rFonts/>
       <w:color w:val="000000" w:themeColor="text1"/>
     </w:rPr>
     <w:tblPr>
@@ -8239,7 +8038,7 @@
       <w:spacing w:after="0" w:line="240" w:lineRule="auto"/>
     </w:pPr>
     <w:rPr>
-      <w:rFonts w:asciiTheme="majorHAnsi" w:eastAsiaTheme="majorEastAsia" w:hAnsiTheme="majorHAnsi" w:cstheme="majorBidi"/>
+      <w:rFonts/>
       <w:color w:val="000000" w:themeColor="text1"/>
     </w:rPr>
     <w:tblPr>
@@ -8364,7 +8163,7 @@
       <w:spacing w:after="0" w:line="240" w:lineRule="auto"/>
     </w:pPr>
     <w:rPr>
-      <w:rFonts w:asciiTheme="majorHAnsi" w:eastAsiaTheme="majorEastAsia" w:hAnsiTheme="majorHAnsi" w:cstheme="majorBidi"/>
+      <w:rFonts/>
       <w:color w:val="000000" w:themeColor="text1"/>
     </w:rPr>
     <w:tblPr>
@@ -8489,7 +8288,7 @@
       <w:spacing w:after="0" w:line="240" w:lineRule="auto"/>
     </w:pPr>
     <w:rPr>
-      <w:rFonts w:asciiTheme="majorHAnsi" w:eastAsiaTheme="majorEastAsia" w:hAnsiTheme="majorHAnsi" w:cstheme="majorBidi"/>
+      <w:rFonts/>
       <w:color w:val="000000" w:themeColor="text1"/>
     </w:rPr>
     <w:tblPr>
@@ -8614,7 +8413,7 @@
       <w:spacing w:after="0" w:line="240" w:lineRule="auto"/>
     </w:pPr>
     <w:rPr>
-      <w:rFonts w:asciiTheme="majorHAnsi" w:eastAsiaTheme="majorEastAsia" w:hAnsiTheme="majorHAnsi" w:cstheme="majorBidi"/>
+      <w:rFonts/>
       <w:color w:val="000000" w:themeColor="text1"/>
     </w:rPr>
     <w:tblPr>
@@ -8739,7 +8538,7 @@
       <w:spacing w:after="0" w:line="240" w:lineRule="auto"/>
     </w:pPr>
     <w:rPr>
-      <w:rFonts w:asciiTheme="majorHAnsi" w:eastAsiaTheme="majorEastAsia" w:hAnsiTheme="majorHAnsi" w:cstheme="majorBidi"/>
+      <w:rFonts/>
       <w:color w:val="000000" w:themeColor="text1"/>
     </w:rPr>
     <w:tblPr>
